--- a/PHOCS-Docgentemplates/PHOCS Temp Food Premise Permit Template_v4.docx
+++ b/PHOCS-Docgentemplates/PHOCS Temp Food Premise Permit Template_v4.docx
@@ -49,29 +49,7 @@
                 <w:sz w:val="24"/>
                 <w:szCs w:val="24"/>
               </w:rPr>
-              <w:t>{{#NameOfEvent</w:t>
-            </w:r>
-            <w:proofErr w:type="gramStart"/>
-            <w:r>
-              <w:rPr>
-                <w:rFonts w:ascii="BC Sans" w:hAnsi="BC Sans"/>
-                <w:b/>
-                <w:bCs/>
-                <w:sz w:val="24"/>
-                <w:szCs w:val="24"/>
-              </w:rPr>
-              <w:t>}}Name</w:t>
-            </w:r>
-            <w:proofErr w:type="gramEnd"/>
-            <w:r>
-              <w:rPr>
-                <w:rFonts w:ascii="BC Sans" w:hAnsi="BC Sans"/>
-                <w:b/>
-                <w:bCs/>
-                <w:sz w:val="24"/>
-                <w:szCs w:val="24"/>
-              </w:rPr>
-              <w:t xml:space="preserve"> of Event:</w:t>
+              <w:t>{{#NameOfEvent}}Name of Event:</w:t>
             </w:r>
           </w:p>
         </w:tc>
@@ -113,23 +91,13 @@
               <w:t>NameOfEvent</w:t>
             </w:r>
             <w:proofErr w:type="spellEnd"/>
-            <w:proofErr w:type="gramStart"/>
             <w:r>
               <w:rPr>
                 <w:rFonts w:ascii="BC Sans" w:hAnsi="BC Sans"/>
                 <w:sz w:val="24"/>
                 <w:szCs w:val="24"/>
               </w:rPr>
-              <w:t>}}{</w:t>
-            </w:r>
-            <w:proofErr w:type="gramEnd"/>
-            <w:r>
-              <w:rPr>
-                <w:rFonts w:ascii="BC Sans" w:hAnsi="BC Sans"/>
-                <w:sz w:val="24"/>
-                <w:szCs w:val="24"/>
-              </w:rPr>
-              <w:t>{/</w:t>
+              <w:t>}}{{/</w:t>
             </w:r>
             <w:proofErr w:type="spellStart"/>
             <w:r>
@@ -196,29 +164,7 @@
                 <w:sz w:val="24"/>
                 <w:szCs w:val="24"/>
               </w:rPr>
-              <w:t>{{#EventLocationName</w:t>
-            </w:r>
-            <w:proofErr w:type="gramStart"/>
-            <w:r>
-              <w:rPr>
-                <w:rFonts w:ascii="BC Sans" w:hAnsi="BC Sans"/>
-                <w:b/>
-                <w:bCs/>
-                <w:sz w:val="24"/>
-                <w:szCs w:val="24"/>
-              </w:rPr>
-              <w:t>}}Event</w:t>
-            </w:r>
-            <w:proofErr w:type="gramEnd"/>
-            <w:r>
-              <w:rPr>
-                <w:rFonts w:ascii="BC Sans" w:hAnsi="BC Sans"/>
-                <w:b/>
-                <w:bCs/>
-                <w:sz w:val="24"/>
-                <w:szCs w:val="24"/>
-              </w:rPr>
-              <w:t xml:space="preserve"> Location Name:</w:t>
+              <w:t>{{#EventLocationName}}Event Location Name:</w:t>
             </w:r>
           </w:p>
           <w:p>
@@ -261,23 +207,13 @@
               <w:t>EventLocationName</w:t>
             </w:r>
             <w:proofErr w:type="spellEnd"/>
-            <w:proofErr w:type="gramStart"/>
             <w:r>
               <w:rPr>
                 <w:rFonts w:ascii="BC Sans" w:hAnsi="BC Sans"/>
                 <w:sz w:val="24"/>
                 <w:szCs w:val="24"/>
               </w:rPr>
-              <w:t>}}{</w:t>
-            </w:r>
-            <w:proofErr w:type="gramEnd"/>
-            <w:r>
-              <w:rPr>
-                <w:rFonts w:ascii="BC Sans" w:hAnsi="BC Sans"/>
-                <w:sz w:val="24"/>
-                <w:szCs w:val="24"/>
-              </w:rPr>
-              <w:t>{/</w:t>
+              <w:t>}}{{/</w:t>
             </w:r>
             <w:proofErr w:type="spellStart"/>
             <w:r>
@@ -327,29 +263,7 @@
                 <w:sz w:val="24"/>
                 <w:szCs w:val="24"/>
               </w:rPr>
-              <w:t>{{#EventAddressStreet</w:t>
-            </w:r>
-            <w:proofErr w:type="gramStart"/>
-            <w:r>
-              <w:rPr>
-                <w:rFonts w:ascii="BC Sans" w:hAnsi="BC Sans"/>
-                <w:b/>
-                <w:bCs/>
-                <w:sz w:val="24"/>
-                <w:szCs w:val="24"/>
-              </w:rPr>
-              <w:t>}}Event</w:t>
-            </w:r>
-            <w:proofErr w:type="gramEnd"/>
-            <w:r>
-              <w:rPr>
-                <w:rFonts w:ascii="BC Sans" w:hAnsi="BC Sans"/>
-                <w:b/>
-                <w:bCs/>
-                <w:sz w:val="24"/>
-                <w:szCs w:val="24"/>
-              </w:rPr>
-              <w:t xml:space="preserve"> Address:</w:t>
+              <w:t>{{#EventAddressStreet}}Event Address:</w:t>
             </w:r>
           </w:p>
         </w:tc>
@@ -415,61 +329,7 @@
                 <w:sz w:val="24"/>
                 <w:szCs w:val="24"/>
               </w:rPr>
-              <w:t>{{#EventAddressCity</w:t>
-            </w:r>
-            <w:proofErr w:type="gramStart"/>
-            <w:r>
-              <w:rPr>
-                <w:rFonts w:ascii="BC Sans" w:hAnsi="BC Sans"/>
-                <w:sz w:val="24"/>
-                <w:szCs w:val="24"/>
-              </w:rPr>
-              <w:t>}}{</w:t>
-            </w:r>
-            <w:proofErr w:type="gramEnd"/>
-            <w:r>
-              <w:rPr>
-                <w:rFonts w:ascii="BC Sans" w:hAnsi="BC Sans"/>
-                <w:sz w:val="24"/>
-                <w:szCs w:val="24"/>
-              </w:rPr>
-              <w:t>{EventAddressCity</w:t>
-            </w:r>
-            <w:proofErr w:type="gramStart"/>
-            <w:r>
-              <w:rPr>
-                <w:rFonts w:ascii="BC Sans" w:hAnsi="BC Sans"/>
-                <w:sz w:val="24"/>
-                <w:szCs w:val="24"/>
-              </w:rPr>
-              <w:t>}}{</w:t>
-            </w:r>
-            <w:proofErr w:type="gramEnd"/>
-            <w:r>
-              <w:rPr>
-                <w:rFonts w:ascii="BC Sans" w:hAnsi="BC Sans"/>
-                <w:sz w:val="24"/>
-                <w:szCs w:val="24"/>
-              </w:rPr>
-              <w:t>{/EventAddressCity</w:t>
-            </w:r>
-            <w:proofErr w:type="gramStart"/>
-            <w:r>
-              <w:rPr>
-                <w:rFonts w:ascii="BC Sans" w:hAnsi="BC Sans"/>
-                <w:sz w:val="24"/>
-                <w:szCs w:val="24"/>
-              </w:rPr>
-              <w:t>}}{</w:t>
-            </w:r>
-            <w:proofErr w:type="gramEnd"/>
-            <w:r>
-              <w:rPr>
-                <w:rFonts w:ascii="BC Sans" w:hAnsi="BC Sans"/>
-                <w:sz w:val="24"/>
-                <w:szCs w:val="24"/>
-              </w:rPr>
-              <w:t>{#EventAddressState}}, {{</w:t>
+              <w:t>{{#EventAddressCity}}{{EventAddressCity}}{{/EventAddressCity}}{{#EventAddressState}}, {{</w:t>
             </w:r>
             <w:proofErr w:type="spellStart"/>
             <w:r>
@@ -481,23 +341,13 @@
               <w:t>EventAddressState</w:t>
             </w:r>
             <w:proofErr w:type="spellEnd"/>
-            <w:proofErr w:type="gramStart"/>
             <w:r>
               <w:rPr>
                 <w:rFonts w:ascii="BC Sans" w:hAnsi="BC Sans"/>
                 <w:sz w:val="24"/>
                 <w:szCs w:val="24"/>
               </w:rPr>
-              <w:t>}}{</w:t>
-            </w:r>
-            <w:proofErr w:type="gramEnd"/>
-            <w:r>
-              <w:rPr>
-                <w:rFonts w:ascii="BC Sans" w:hAnsi="BC Sans"/>
-                <w:sz w:val="24"/>
-                <w:szCs w:val="24"/>
-              </w:rPr>
-              <w:t>{/</w:t>
+              <w:t>}}{{/</w:t>
             </w:r>
             <w:proofErr w:type="spellStart"/>
             <w:r>
@@ -524,43 +374,7 @@
                 <w:szCs w:val="24"/>
               </w:rPr>
               <w:br/>
-              <w:t>{{#EventAddressPostalCode</w:t>
-            </w:r>
-            <w:proofErr w:type="gramStart"/>
-            <w:r>
-              <w:rPr>
-                <w:rFonts w:ascii="BC Sans" w:hAnsi="BC Sans"/>
-                <w:sz w:val="24"/>
-                <w:szCs w:val="24"/>
-              </w:rPr>
-              <w:t>}}{</w:t>
-            </w:r>
-            <w:proofErr w:type="gramEnd"/>
-            <w:r>
-              <w:rPr>
-                <w:rFonts w:ascii="BC Sans" w:hAnsi="BC Sans"/>
-                <w:sz w:val="24"/>
-                <w:szCs w:val="24"/>
-              </w:rPr>
-              <w:t>{EventAddressPostalCode</w:t>
-            </w:r>
-            <w:proofErr w:type="gramStart"/>
-            <w:r>
-              <w:rPr>
-                <w:rFonts w:ascii="BC Sans" w:hAnsi="BC Sans"/>
-                <w:sz w:val="24"/>
-                <w:szCs w:val="24"/>
-              </w:rPr>
-              <w:t>}}{</w:t>
-            </w:r>
-            <w:proofErr w:type="gramEnd"/>
-            <w:r>
-              <w:rPr>
-                <w:rFonts w:ascii="BC Sans" w:hAnsi="BC Sans"/>
-                <w:sz w:val="24"/>
-                <w:szCs w:val="24"/>
-              </w:rPr>
-              <w:t>{/Ev</w:t>
+              <w:t>{{#EventAddressPostalCode}}{{EventAddressPostalCode}}{{/Ev</w:t>
             </w:r>
             <w:r>
               <w:rPr>
@@ -569,25 +383,7 @@
                 <w:szCs w:val="24"/>
               </w:rPr>
               <w:lastRenderedPageBreak/>
-              <w:t>entAddressPostalCode</w:t>
-            </w:r>
-            <w:proofErr w:type="gramStart"/>
-            <w:r>
-              <w:rPr>
-                <w:rFonts w:ascii="BC Sans" w:hAnsi="BC Sans"/>
-                <w:sz w:val="24"/>
-                <w:szCs w:val="24"/>
-              </w:rPr>
-              <w:t>}}{</w:t>
-            </w:r>
-            <w:proofErr w:type="gramEnd"/>
-            <w:r>
-              <w:rPr>
-                <w:rFonts w:ascii="BC Sans" w:hAnsi="BC Sans"/>
-                <w:sz w:val="24"/>
-                <w:szCs w:val="24"/>
-              </w:rPr>
-              <w:t>{/EventAddressStreet}}</w:t>
+              <w:t>entAddressPostalCode}}{{/EventAddressStreet}}</w:t>
             </w:r>
           </w:p>
         </w:tc>
@@ -620,29 +416,7 @@
                 <w:szCs w:val="24"/>
               </w:rPr>
               <w:lastRenderedPageBreak/>
-              <w:t>{{#BLOrganizationName</w:t>
-            </w:r>
-            <w:proofErr w:type="gramStart"/>
-            <w:r>
-              <w:rPr>
-                <w:rFonts w:ascii="BC Sans" w:hAnsi="BC Sans"/>
-                <w:b/>
-                <w:bCs/>
-                <w:sz w:val="24"/>
-                <w:szCs w:val="24"/>
-              </w:rPr>
-              <w:t>}}Vendor</w:t>
-            </w:r>
-            <w:proofErr w:type="gramEnd"/>
-            <w:r>
-              <w:rPr>
-                <w:rFonts w:ascii="BC Sans" w:hAnsi="BC Sans"/>
-                <w:b/>
-                <w:bCs/>
-                <w:sz w:val="24"/>
-                <w:szCs w:val="24"/>
-              </w:rPr>
-              <w:t>:</w:t>
+              <w:t>{{#BLOrganizationName}}Vendor:</w:t>
             </w:r>
           </w:p>
           <w:p>
@@ -689,23 +463,13 @@
               <w:t>BLOrganizationName</w:t>
             </w:r>
             <w:proofErr w:type="spellEnd"/>
-            <w:proofErr w:type="gramStart"/>
             <w:r>
               <w:rPr>
                 <w:rFonts w:ascii="BC Sans" w:hAnsi="BC Sans"/>
                 <w:sz w:val="24"/>
                 <w:szCs w:val="24"/>
               </w:rPr>
-              <w:t>}}{</w:t>
-            </w:r>
-            <w:proofErr w:type="gramEnd"/>
-            <w:r>
-              <w:rPr>
-                <w:rFonts w:ascii="BC Sans" w:hAnsi="BC Sans"/>
-                <w:sz w:val="24"/>
-                <w:szCs w:val="24"/>
-              </w:rPr>
-              <w:t>{/</w:t>
+              <w:t>}}{{/</w:t>
             </w:r>
             <w:proofErr w:type="spellStart"/>
             <w:r>
@@ -787,32 +551,17 @@
                 <w:sz w:val="24"/>
                 <w:szCs w:val="24"/>
               </w:rPr>
-              <w:t>{{#IF_menuPresent</w:t>
-            </w:r>
-            <w:proofErr w:type="gramStart"/>
-            <w:r>
-              <w:rPr>
-                <w:rFonts w:ascii="BC Sans" w:hAnsi="BC Sans"/>
-                <w:b/>
-                <w:bCs/>
-                <w:sz w:val="24"/>
-                <w:szCs w:val="24"/>
-              </w:rPr>
-              <w:t>}}Approved</w:t>
-            </w:r>
-            <w:proofErr w:type="gramEnd"/>
-            <w:r>
-              <w:rPr>
-                <w:rFonts w:ascii="BC Sans" w:hAnsi="BC Sans"/>
-                <w:b/>
-                <w:bCs/>
-                <w:sz w:val="24"/>
-                <w:szCs w:val="24"/>
-              </w:rPr>
-              <w:t xml:space="preserve"> Menu:</w:t>
+              <w:t>{{#IF_menuPresent}}Approved Menu:</w:t>
             </w:r>
           </w:p>
           <w:p>
+            <w:pPr>
+              <w:pStyle w:val="ListParagraph"/>
+              <w:numPr>
+                <w:ilvl w:val="0"/>
+                <w:numId w:val="25"/>
+              </w:numPr>
+            </w:pPr>
             <w:r>
               <w:rPr>
                 <w:rFonts w:ascii="BC Sans" w:hAnsi="BC Sans"/>
@@ -831,23 +580,13 @@
               <w:t>ApprovedMenuList</w:t>
             </w:r>
             <w:proofErr w:type="spellEnd"/>
-            <w:proofErr w:type="gramStart"/>
             <w:r>
               <w:rPr>
                 <w:rFonts w:ascii="BC Sans" w:hAnsi="BC Sans"/>
                 <w:sz w:val="24"/>
                 <w:szCs w:val="24"/>
               </w:rPr>
-              <w:t>}}{</w:t>
-            </w:r>
-            <w:proofErr w:type="gramEnd"/>
-            <w:r>
-              <w:rPr>
-                <w:rFonts w:ascii="BC Sans" w:hAnsi="BC Sans"/>
-                <w:sz w:val="24"/>
-                <w:szCs w:val="24"/>
-              </w:rPr>
-              <w:t>{/</w:t>
+              <w:t>}}{{/</w:t>
             </w:r>
             <w:proofErr w:type="spellStart"/>
             <w:r>
@@ -903,32 +642,17 @@
                 <w:sz w:val="24"/>
                 <w:szCs w:val="24"/>
               </w:rPr>
-              <w:t>{{#IF_eventPresent</w:t>
-            </w:r>
-            <w:proofErr w:type="gramStart"/>
-            <w:r>
-              <w:rPr>
-                <w:rFonts w:ascii="BC Sans" w:hAnsi="BC Sans"/>
-                <w:b/>
-                <w:bCs/>
-                <w:sz w:val="24"/>
-                <w:szCs w:val="24"/>
-              </w:rPr>
-              <w:t>}}Event</w:t>
-            </w:r>
-            <w:proofErr w:type="gramEnd"/>
-            <w:r>
-              <w:rPr>
-                <w:rFonts w:ascii="BC Sans" w:hAnsi="BC Sans"/>
-                <w:b/>
-                <w:bCs/>
-                <w:sz w:val="24"/>
-                <w:szCs w:val="24"/>
-              </w:rPr>
-              <w:t xml:space="preserve"> Dates:</w:t>
+              <w:t>{{#IF_eventPresent}}Event Dates:</w:t>
             </w:r>
           </w:p>
           <w:p>
+            <w:pPr>
+              <w:pStyle w:val="ListParagraph"/>
+              <w:numPr>
+                <w:ilvl w:val="0"/>
+                <w:numId w:val="25"/>
+              </w:numPr>
+            </w:pPr>
             <w:r>
               <w:rPr>
                 <w:rFonts w:ascii="BC Sans" w:hAnsi="BC Sans"/>
@@ -947,23 +671,13 @@
               <w:t>EventDatesList</w:t>
             </w:r>
             <w:proofErr w:type="spellEnd"/>
-            <w:proofErr w:type="gramStart"/>
             <w:r>
               <w:rPr>
                 <w:rFonts w:ascii="BC Sans" w:hAnsi="BC Sans"/>
                 <w:sz w:val="24"/>
                 <w:szCs w:val="24"/>
               </w:rPr>
-              <w:t>}}{</w:t>
-            </w:r>
-            <w:proofErr w:type="gramEnd"/>
-            <w:r>
-              <w:rPr>
-                <w:rFonts w:ascii="BC Sans" w:hAnsi="BC Sans"/>
-                <w:sz w:val="24"/>
-                <w:szCs w:val="24"/>
-              </w:rPr>
-              <w:t>{/</w:t>
+              <w:t>}}{{/</w:t>
             </w:r>
             <w:proofErr w:type="spellStart"/>
             <w:r>
@@ -1025,29 +739,7 @@
                 <w:sz w:val="24"/>
                 <w:szCs w:val="24"/>
               </w:rPr>
-              <w:t xml:space="preserve">Conditions </w:t>
-            </w:r>
-            <w:proofErr w:type="gramStart"/>
-            <w:r>
-              <w:rPr>
-                <w:rFonts w:ascii="BC Sans" w:hAnsi="BC Sans"/>
-                <w:b/>
-                <w:bCs/>
-                <w:sz w:val="24"/>
-                <w:szCs w:val="24"/>
-              </w:rPr>
-              <w:t>on</w:t>
-            </w:r>
-            <w:proofErr w:type="gramEnd"/>
-            <w:r>
-              <w:rPr>
-                <w:rFonts w:ascii="BC Sans" w:hAnsi="BC Sans"/>
-                <w:b/>
-                <w:bCs/>
-                <w:sz w:val="24"/>
-                <w:szCs w:val="24"/>
-              </w:rPr>
-              <w:t xml:space="preserve"> Permit:</w:t>
+              <w:t>Conditions on Permit:</w:t>
             </w:r>
             <w:r>
               <w:t xml:space="preserve"> </w:t>
@@ -1167,25 +859,7 @@
                 <w:sz w:val="3"/>
                 <w:szCs w:val="3"/>
               </w:rPr>
-              <w:t>{{/Conditions</w:t>
-            </w:r>
-            <w:proofErr w:type="gramStart"/>
-            <w:r>
-              <w:rPr>
-                <w:rFonts w:ascii="BC Sans" w:hAnsi="BC Sans"/>
-                <w:sz w:val="3"/>
-                <w:szCs w:val="3"/>
-              </w:rPr>
-              <w:t>}}{</w:t>
-            </w:r>
-            <w:proofErr w:type="gramEnd"/>
-            <w:r>
-              <w:rPr>
-                <w:rFonts w:ascii="BC Sans" w:hAnsi="BC Sans"/>
-                <w:sz w:val="3"/>
-                <w:szCs w:val="3"/>
-              </w:rPr>
-              <w:t>{/</w:t>
+              <w:t>{{/Conditions}}{{/</w:t>
             </w:r>
             <w:proofErr w:type="spellStart"/>
             <w:r>
@@ -1540,7 +1214,6 @@
             <w:t>IF_HA_Northern</w:t>
           </w:r>
           <w:proofErr w:type="spellEnd"/>
-          <w:proofErr w:type="gramStart"/>
           <w:r>
             <w:rPr>
               <w:kern w:val="2"/>
@@ -1549,18 +1222,7 @@
               <w:lang w:val="en-CA" w:eastAsia="en-CA"/>
               <w14:ligatures w14:val="standardContextual"/>
             </w:rPr>
-            <w:t>}}{</w:t>
-          </w:r>
-          <w:proofErr w:type="gramEnd"/>
-          <w:r>
-            <w:rPr>
-              <w:kern w:val="2"/>
-              <w:sz w:val="10"/>
-              <w:szCs w:val="10"/>
-              <w:lang w:val="en-CA" w:eastAsia="en-CA"/>
-              <w14:ligatures w14:val="standardContextual"/>
-            </w:rPr>
-            <w:t>{#IF_HA_Interior}}</w:t>
+            <w:t>}}{{#IF_HA_Interior}}</w:t>
           </w:r>
           <w:r>
             <w:rPr>
@@ -1628,7 +1290,6 @@
             <w:t>IF_HA_Interior</w:t>
           </w:r>
           <w:proofErr w:type="spellEnd"/>
-          <w:proofErr w:type="gramStart"/>
           <w:r>
             <w:rPr>
               <w:kern w:val="2"/>
@@ -1637,18 +1298,7 @@
               <w:lang w:val="en-CA" w:eastAsia="en-CA"/>
               <w14:ligatures w14:val="standardContextual"/>
             </w:rPr>
-            <w:t>}}{</w:t>
-          </w:r>
-          <w:proofErr w:type="gramEnd"/>
-          <w:r>
-            <w:rPr>
-              <w:kern w:val="2"/>
-              <w:sz w:val="10"/>
-              <w:szCs w:val="10"/>
-              <w:lang w:val="en-CA" w:eastAsia="en-CA"/>
-              <w14:ligatures w14:val="standardContextual"/>
-            </w:rPr>
-            <w:t>{#IF_HA_Island}}</w:t>
+            <w:t>}}{{#IF_HA_Island}}</w:t>
           </w:r>
           <w:r>
             <w:rPr>
@@ -1715,7 +1365,6 @@
             <w:t>IF_HA_Island</w:t>
           </w:r>
           <w:proofErr w:type="spellEnd"/>
-          <w:proofErr w:type="gramStart"/>
           <w:r>
             <w:rPr>
               <w:kern w:val="2"/>
@@ -1724,18 +1373,7 @@
               <w:lang w:val="en-CA" w:eastAsia="en-CA"/>
               <w14:ligatures w14:val="standardContextual"/>
             </w:rPr>
-            <w:t>}}{</w:t>
-          </w:r>
-          <w:proofErr w:type="gramEnd"/>
-          <w:r>
-            <w:rPr>
-              <w:kern w:val="2"/>
-              <w:sz w:val="10"/>
-              <w:szCs w:val="10"/>
-              <w:lang w:val="en-CA" w:eastAsia="en-CA"/>
-              <w14:ligatures w14:val="standardContextual"/>
-            </w:rPr>
-            <w:t>{#IF_HA_VancouverCoastal}}</w:t>
+            <w:t>}}{{#IF_HA_VancouverCoastal}}</w:t>
           </w:r>
           <w:r>
             <w:rPr>
@@ -1989,7 +1627,6 @@
             <w:t>BLIdentifier</w:t>
           </w:r>
           <w:proofErr w:type="spellEnd"/>
-          <w:proofErr w:type="gramStart"/>
           <w:r>
             <w:rPr>
               <w:rFonts w:ascii="BC Sans" w:hAnsi="BC Sans"/>
@@ -1997,17 +1634,7 @@
               <w:sz w:val="26"/>
               <w:szCs w:val="26"/>
             </w:rPr>
-            <w:t>}}{</w:t>
-          </w:r>
-          <w:proofErr w:type="gramEnd"/>
-          <w:r>
-            <w:rPr>
-              <w:rFonts w:ascii="BC Sans" w:hAnsi="BC Sans"/>
-              <w:color w:val="000000"/>
-              <w:sz w:val="26"/>
-              <w:szCs w:val="26"/>
-            </w:rPr>
-            <w:t>{/</w:t>
+            <w:t>}}{{/</w:t>
           </w:r>
           <w:proofErr w:type="spellStart"/>
           <w:r>
@@ -2050,19 +1677,7 @@
               <w:sz w:val="26"/>
               <w:szCs w:val="26"/>
             </w:rPr>
-            <w:t>{{#BLPeriodStart</w:t>
-          </w:r>
-          <w:proofErr w:type="gramStart"/>
-          <w:r>
-            <w:rPr>
-              <w:rFonts w:ascii="BC Sans" w:hAnsi="BC Sans"/>
-              <w:b/>
-              <w:bCs/>
-              <w:color w:val="000000"/>
-              <w:sz w:val="26"/>
-              <w:szCs w:val="26"/>
-            </w:rPr>
-            <w:t>}}</w:t>
+            <w:t>{{#BLPeriodStart}}</w:t>
           </w:r>
           <w:r>
             <w:rPr>
@@ -2075,7 +1690,6 @@
             </w:rPr>
             <w:t>Issued</w:t>
           </w:r>
-          <w:proofErr w:type="gramEnd"/>
           <w:r>
             <w:rPr>
               <w:rFonts w:ascii="BC Sans" w:hAnsi="BC Sans"/>
@@ -2107,7 +1721,6 @@
             <w:t>BLPeriodStart</w:t>
           </w:r>
           <w:proofErr w:type="spellEnd"/>
-          <w:proofErr w:type="gramStart"/>
           <w:r>
             <w:rPr>
               <w:rFonts w:ascii="BC Sans" w:hAnsi="BC Sans"/>
@@ -2115,17 +1728,7 @@
               <w:sz w:val="26"/>
               <w:szCs w:val="26"/>
             </w:rPr>
-            <w:t>}}{</w:t>
-          </w:r>
-          <w:proofErr w:type="gramEnd"/>
-          <w:r>
-            <w:rPr>
-              <w:rFonts w:ascii="BC Sans" w:hAnsi="BC Sans"/>
-              <w:color w:val="000000"/>
-              <w:sz w:val="26"/>
-              <w:szCs w:val="26"/>
-            </w:rPr>
-            <w:t>{/</w:t>
+            <w:t>}}{{/</w:t>
           </w:r>
           <w:proofErr w:type="spellStart"/>
           <w:r>
@@ -2162,31 +1765,7 @@
               <w:sz w:val="26"/>
               <w:szCs w:val="26"/>
             </w:rPr>
-            <w:t>{{#BLPeriodEnd</w:t>
-          </w:r>
-          <w:proofErr w:type="gramStart"/>
-          <w:r>
-            <w:rPr>
-              <w:rFonts w:ascii="BC Sans" w:hAnsi="BC Sans"/>
-              <w:b/>
-              <w:bCs/>
-              <w:color w:val="000000"/>
-              <w:sz w:val="26"/>
-              <w:szCs w:val="26"/>
-            </w:rPr>
-            <w:t>}}Expiry</w:t>
-          </w:r>
-          <w:proofErr w:type="gramEnd"/>
-          <w:r>
-            <w:rPr>
-              <w:rFonts w:ascii="BC Sans" w:hAnsi="BC Sans"/>
-              <w:b/>
-              <w:bCs/>
-              <w:color w:val="000000"/>
-              <w:sz w:val="26"/>
-              <w:szCs w:val="26"/>
-            </w:rPr>
-            <w:t xml:space="preserve"> Date: </w:t>
+            <w:t xml:space="preserve">{{#BLPeriodEnd}}Expiry Date: </w:t>
           </w:r>
           <w:r>
             <w:rPr>
@@ -2208,7 +1787,6 @@
             <w:t>BLPeriodEnd</w:t>
           </w:r>
           <w:proofErr w:type="spellEnd"/>
-          <w:proofErr w:type="gramStart"/>
           <w:r>
             <w:rPr>
               <w:rFonts w:ascii="BC Sans" w:hAnsi="BC Sans"/>
@@ -2216,17 +1794,7 @@
               <w:sz w:val="26"/>
               <w:szCs w:val="26"/>
             </w:rPr>
-            <w:t>}}{</w:t>
-          </w:r>
-          <w:proofErr w:type="gramEnd"/>
-          <w:r>
-            <w:rPr>
-              <w:rFonts w:ascii="BC Sans" w:hAnsi="BC Sans"/>
-              <w:color w:val="000000"/>
-              <w:sz w:val="26"/>
-              <w:szCs w:val="26"/>
-            </w:rPr>
-            <w:t>{/</w:t>
+            <w:t>}}{{/</w:t>
           </w:r>
           <w:proofErr w:type="spellStart"/>
           <w:r>
@@ -2381,19 +1949,7 @@
                     <w:sz w:val="24"/>
                     <w:szCs w:val="24"/>
                   </w:rPr>
-                  <w:t>{{#BLAccountName</w:t>
-                </w:r>
-                <w:proofErr w:type="gramStart"/>
-                <w:r>
-                  <w:rPr>
-                    <w:rFonts w:ascii="BC Sans" w:hAnsi="BC Sans"/>
-                    <w:b/>
-                    <w:bCs/>
-                    <w:color w:val="000000"/>
-                    <w:sz w:val="24"/>
-                    <w:szCs w:val="24"/>
-                  </w:rPr>
-                  <w:t>}}</w:t>
+                  <w:t>{{#BLAccountName}}</w:t>
                 </w:r>
                 <w:r>
                   <w:rPr>
@@ -2404,19 +1960,7 @@
                     <w:sz w:val="24"/>
                     <w:szCs w:val="24"/>
                   </w:rPr>
-                  <w:t>Permit</w:t>
-                </w:r>
-                <w:proofErr w:type="gramEnd"/>
-                <w:r>
-                  <w:rPr>
-                    <w:rFonts w:ascii="BC Sans" w:hAnsi="BC Sans"/>
-                    <w:b/>
-                    <w:bCs/>
-                    <w:color w:val="000000"/>
-                    <w:sz w:val="24"/>
-                    <w:szCs w:val="24"/>
-                  </w:rPr>
-                  <w:t xml:space="preserve"> Issued To:</w:t>
+                  <w:t>Permit Issued To:</w:t>
                 </w:r>
               </w:p>
             </w:tc>
@@ -4347,6 +3891,119 @@
     </w:lvl>
   </w:abstractNum>
   <w:abstractNum w:abstractNumId="23" w15:restartNumberingAfterBreak="0">
+    <w:nsid w:val="745D77C1"/>
+    <w:multiLevelType w:val="hybridMultilevel"/>
+    <w:tmpl w:val="6B262470"/>
+    <w:lvl w:ilvl="0" w:tplc="10090001">
+      <w:start w:val="1"/>
+      <w:numFmt w:val="bullet"/>
+      <w:lvlText w:val=""/>
+      <w:lvlJc w:val="left"/>
+      <w:pPr>
+        <w:ind w:left="720" w:hanging="360"/>
+      </w:pPr>
+      <w:rPr>
+        <w:rFonts w:ascii="Symbol" w:hAnsi="Symbol" w:hint="default"/>
+      </w:rPr>
+    </w:lvl>
+    <w:lvl w:ilvl="1" w:tplc="10090003" w:tentative="1">
+      <w:start w:val="1"/>
+      <w:numFmt w:val="bullet"/>
+      <w:lvlText w:val="o"/>
+      <w:lvlJc w:val="left"/>
+      <w:pPr>
+        <w:ind w:left="1440" w:hanging="360"/>
+      </w:pPr>
+      <w:rPr>
+        <w:rFonts w:ascii="Courier New" w:hAnsi="Courier New" w:cs="Courier New" w:hint="default"/>
+      </w:rPr>
+    </w:lvl>
+    <w:lvl w:ilvl="2" w:tplc="10090005" w:tentative="1">
+      <w:start w:val="1"/>
+      <w:numFmt w:val="bullet"/>
+      <w:lvlText w:val=""/>
+      <w:lvlJc w:val="left"/>
+      <w:pPr>
+        <w:ind w:left="2160" w:hanging="360"/>
+      </w:pPr>
+      <w:rPr>
+        <w:rFonts w:ascii="Wingdings" w:hAnsi="Wingdings" w:hint="default"/>
+      </w:rPr>
+    </w:lvl>
+    <w:lvl w:ilvl="3" w:tplc="10090001" w:tentative="1">
+      <w:start w:val="1"/>
+      <w:numFmt w:val="bullet"/>
+      <w:lvlText w:val=""/>
+      <w:lvlJc w:val="left"/>
+      <w:pPr>
+        <w:ind w:left="2880" w:hanging="360"/>
+      </w:pPr>
+      <w:rPr>
+        <w:rFonts w:ascii="Symbol" w:hAnsi="Symbol" w:hint="default"/>
+      </w:rPr>
+    </w:lvl>
+    <w:lvl w:ilvl="4" w:tplc="10090003" w:tentative="1">
+      <w:start w:val="1"/>
+      <w:numFmt w:val="bullet"/>
+      <w:lvlText w:val="o"/>
+      <w:lvlJc w:val="left"/>
+      <w:pPr>
+        <w:ind w:left="3600" w:hanging="360"/>
+      </w:pPr>
+      <w:rPr>
+        <w:rFonts w:ascii="Courier New" w:hAnsi="Courier New" w:cs="Courier New" w:hint="default"/>
+      </w:rPr>
+    </w:lvl>
+    <w:lvl w:ilvl="5" w:tplc="10090005" w:tentative="1">
+      <w:start w:val="1"/>
+      <w:numFmt w:val="bullet"/>
+      <w:lvlText w:val=""/>
+      <w:lvlJc w:val="left"/>
+      <w:pPr>
+        <w:ind w:left="4320" w:hanging="360"/>
+      </w:pPr>
+      <w:rPr>
+        <w:rFonts w:ascii="Wingdings" w:hAnsi="Wingdings" w:hint="default"/>
+      </w:rPr>
+    </w:lvl>
+    <w:lvl w:ilvl="6" w:tplc="10090001" w:tentative="1">
+      <w:start w:val="1"/>
+      <w:numFmt w:val="bullet"/>
+      <w:lvlText w:val=""/>
+      <w:lvlJc w:val="left"/>
+      <w:pPr>
+        <w:ind w:left="5040" w:hanging="360"/>
+      </w:pPr>
+      <w:rPr>
+        <w:rFonts w:ascii="Symbol" w:hAnsi="Symbol" w:hint="default"/>
+      </w:rPr>
+    </w:lvl>
+    <w:lvl w:ilvl="7" w:tplc="10090003" w:tentative="1">
+      <w:start w:val="1"/>
+      <w:numFmt w:val="bullet"/>
+      <w:lvlText w:val="o"/>
+      <w:lvlJc w:val="left"/>
+      <w:pPr>
+        <w:ind w:left="5760" w:hanging="360"/>
+      </w:pPr>
+      <w:rPr>
+        <w:rFonts w:ascii="Courier New" w:hAnsi="Courier New" w:cs="Courier New" w:hint="default"/>
+      </w:rPr>
+    </w:lvl>
+    <w:lvl w:ilvl="8" w:tplc="10090005" w:tentative="1">
+      <w:start w:val="1"/>
+      <w:numFmt w:val="bullet"/>
+      <w:lvlText w:val=""/>
+      <w:lvlJc w:val="left"/>
+      <w:pPr>
+        <w:ind w:left="6480" w:hanging="360"/>
+      </w:pPr>
+      <w:rPr>
+        <w:rFonts w:ascii="Wingdings" w:hAnsi="Wingdings" w:hint="default"/>
+      </w:rPr>
+    </w:lvl>
+  </w:abstractNum>
+  <w:abstractNum w:abstractNumId="24" w15:restartNumberingAfterBreak="0">
     <w:nsid w:val="7FA400DD"/>
     <w:multiLevelType w:val="multilevel"/>
     <w:tmpl w:val="B380D87C"/>
@@ -4537,10 +4194,13 @@
     <w:abstractNumId w:val="15"/>
   </w:num>
   <w:num w:numId="23" w16cid:durableId="1434786373">
-    <w:abstractNumId w:val="23"/>
+    <w:abstractNumId w:val="24"/>
   </w:num>
   <w:num w:numId="24" w16cid:durableId="489253619">
     <w:abstractNumId w:val="11"/>
+  </w:num>
+  <w:num w:numId="25" w16cid:durableId="1047611676">
+    <w:abstractNumId w:val="23"/>
   </w:num>
 </w:numbering>
 </file>
@@ -16279,6 +15939,30 @@
 </file>
 
 <file path=customXml/item1.xml><?xml version="1.0" encoding="utf-8"?>
+<b:Sources xmlns:b="http://schemas.openxmlformats.org/officeDocument/2006/bibliography" xmlns="http://schemas.openxmlformats.org/officeDocument/2006/bibliography" SelectedStyle="/APA.XSL" StyleName="APA"/>
+</file>
+
+<file path=customXml/item2.xml><?xml version="1.0" encoding="utf-8"?>
+<p:properties xmlns:p="http://schemas.microsoft.com/office/2006/metadata/properties" xmlns:xsi="http://www.w3.org/2001/XMLSchema-instance" xmlns:pc="http://schemas.microsoft.com/office/infopath/2007/PartnerControls">
+  <documentManagement>
+    <lcf76f155ced4ddcb4097134ff3c332f xmlns="94d5cf59-5162-48bc-aa9b-620df72947f5">
+      <Terms xmlns="http://schemas.microsoft.com/office/infopath/2007/PartnerControls"/>
+    </lcf76f155ced4ddcb4097134ff3c332f>
+    <TaxCatchAll xmlns="8350b7c0-334b-4e19-bfc1-744f6a979eee" xsi:nil="true"/>
+  </documentManagement>
+</p:properties>
+</file>
+
+<file path=customXml/item3.xml><?xml version="1.0" encoding="utf-8"?>
+<?mso-contentType ?>
+<FormTemplates xmlns="http://schemas.microsoft.com/sharepoint/v3/contenttype/forms">
+  <Display>DocumentLibraryForm</Display>
+  <Edit>DocumentLibraryForm</Edit>
+  <New>DocumentLibraryForm</New>
+</FormTemplates>
+</file>
+
+<file path=customXml/item4.xml><?xml version="1.0" encoding="utf-8"?>
 <ct:contentTypeSchema xmlns:ct="http://schemas.microsoft.com/office/2006/metadata/contentType" xmlns:ma="http://schemas.microsoft.com/office/2006/metadata/properties/metaAttributes" ct:_="" ma:_="" ma:contentTypeName="Document" ma:contentTypeID="0x01010015F16144C0593A4A82C8AE0B67DB460F" ma:contentTypeVersion="11" ma:contentTypeDescription="Create a new document." ma:contentTypeScope="" ma:versionID="f03428ffc1746d68619392bc270e65d0">
   <xsd:schema xmlns:xsd="http://www.w3.org/2001/XMLSchema" xmlns:xs="http://www.w3.org/2001/XMLSchema" xmlns:p="http://schemas.microsoft.com/office/2006/metadata/properties" xmlns:ns2="94d5cf59-5162-48bc-aa9b-620df72947f5" xmlns:ns3="8350b7c0-334b-4e19-bfc1-744f6a979eee" targetNamespace="http://schemas.microsoft.com/office/2006/metadata/properties" ma:root="true" ma:fieldsID="2206ae29c74f0be434f81d51f34f460d" ns2:_="" ns3:_="">
     <xsd:import namespace="94d5cf59-5162-48bc-aa9b-620df72947f5"/>
@@ -16473,31 +16157,34 @@
 </ct:contentTypeSchema>
 </file>
 
-<file path=customXml/item2.xml><?xml version="1.0" encoding="utf-8"?>
-<?mso-contentType ?>
-<FormTemplates xmlns="http://schemas.microsoft.com/sharepoint/v3/contenttype/forms">
-  <Display>DocumentLibraryForm</Display>
-  <Edit>DocumentLibraryForm</Edit>
-  <New>DocumentLibraryForm</New>
-</FormTemplates>
+<file path=customXml/itemProps1.xml><?xml version="1.0" encoding="utf-8"?>
+<ds:datastoreItem xmlns:ds="http://schemas.openxmlformats.org/officeDocument/2006/customXml" ds:itemID="{EF278816-EC6F-A645-907D-7F25AECB1D4A}">
+  <ds:schemaRefs>
+    <ds:schemaRef ds:uri="http://schemas.openxmlformats.org/officeDocument/2006/bibliography"/>
+  </ds:schemaRefs>
+</ds:datastoreItem>
 </file>
 
-<file path=customXml/item3.xml><?xml version="1.0" encoding="utf-8"?>
-<p:properties xmlns:p="http://schemas.microsoft.com/office/2006/metadata/properties" xmlns:xsi="http://www.w3.org/2001/XMLSchema-instance" xmlns:pc="http://schemas.microsoft.com/office/infopath/2007/PartnerControls">
-  <documentManagement>
-    <lcf76f155ced4ddcb4097134ff3c332f xmlns="94d5cf59-5162-48bc-aa9b-620df72947f5">
-      <Terms xmlns="http://schemas.microsoft.com/office/infopath/2007/PartnerControls"/>
-    </lcf76f155ced4ddcb4097134ff3c332f>
-    <TaxCatchAll xmlns="8350b7c0-334b-4e19-bfc1-744f6a979eee" xsi:nil="true"/>
-  </documentManagement>
-</p:properties>
+<file path=customXml/itemProps2.xml><?xml version="1.0" encoding="utf-8"?>
+<ds:datastoreItem xmlns:ds="http://schemas.openxmlformats.org/officeDocument/2006/customXml" ds:itemID="{A7606A45-B25C-4FBA-BE17-306B7D23C091}">
+  <ds:schemaRefs>
+    <ds:schemaRef ds:uri="http://schemas.microsoft.com/office/2006/metadata/properties"/>
+    <ds:schemaRef ds:uri="http://schemas.microsoft.com/office/infopath/2007/PartnerControls"/>
+    <ds:schemaRef ds:uri="94d5cf59-5162-48bc-aa9b-620df72947f5"/>
+    <ds:schemaRef ds:uri="8350b7c0-334b-4e19-bfc1-744f6a979eee"/>
+  </ds:schemaRefs>
+</ds:datastoreItem>
 </file>
 
-<file path=customXml/item4.xml><?xml version="1.0" encoding="utf-8"?>
-<b:Sources xmlns:b="http://schemas.openxmlformats.org/officeDocument/2006/bibliography" xmlns="http://schemas.openxmlformats.org/officeDocument/2006/bibliography" SelectedStyle="/APA.XSL" StyleName="APA"/>
+<file path=customXml/itemProps3.xml><?xml version="1.0" encoding="utf-8"?>
+<ds:datastoreItem xmlns:ds="http://schemas.openxmlformats.org/officeDocument/2006/customXml" ds:itemID="{360ECE8A-3139-463D-90B6-2A7471686095}">
+  <ds:schemaRefs>
+    <ds:schemaRef ds:uri="http://schemas.microsoft.com/sharepoint/v3/contenttype/forms"/>
+  </ds:schemaRefs>
+</ds:datastoreItem>
 </file>
 
-<file path=customXml/itemProps1.xml><?xml version="1.0" encoding="utf-8"?>
+<file path=customXml/itemProps4.xml><?xml version="1.0" encoding="utf-8"?>
 <ds:datastoreItem xmlns:ds="http://schemas.openxmlformats.org/officeDocument/2006/customXml" ds:itemID="{5B64FE0E-7912-4F95-AAFF-E0C8FB9265FD}">
   <ds:schemaRefs>
     <ds:schemaRef ds:uri="http://schemas.microsoft.com/office/2006/metadata/contentType"/>
@@ -16516,33 +16203,6 @@
 </ds:datastoreItem>
 </file>
 
-<file path=customXml/itemProps2.xml><?xml version="1.0" encoding="utf-8"?>
-<ds:datastoreItem xmlns:ds="http://schemas.openxmlformats.org/officeDocument/2006/customXml" ds:itemID="{360ECE8A-3139-463D-90B6-2A7471686095}">
-  <ds:schemaRefs>
-    <ds:schemaRef ds:uri="http://schemas.microsoft.com/sharepoint/v3/contenttype/forms"/>
-  </ds:schemaRefs>
-</ds:datastoreItem>
-</file>
-
-<file path=customXml/itemProps3.xml><?xml version="1.0" encoding="utf-8"?>
-<ds:datastoreItem xmlns:ds="http://schemas.openxmlformats.org/officeDocument/2006/customXml" ds:itemID="{A7606A45-B25C-4FBA-BE17-306B7D23C091}">
-  <ds:schemaRefs>
-    <ds:schemaRef ds:uri="http://schemas.microsoft.com/office/2006/metadata/properties"/>
-    <ds:schemaRef ds:uri="http://schemas.microsoft.com/office/infopath/2007/PartnerControls"/>
-    <ds:schemaRef ds:uri="94d5cf59-5162-48bc-aa9b-620df72947f5"/>
-    <ds:schemaRef ds:uri="8350b7c0-334b-4e19-bfc1-744f6a979eee"/>
-  </ds:schemaRefs>
-</ds:datastoreItem>
-</file>
-
-<file path=customXml/itemProps4.xml><?xml version="1.0" encoding="utf-8"?>
-<ds:datastoreItem xmlns:ds="http://schemas.openxmlformats.org/officeDocument/2006/customXml" ds:itemID="{EF278816-EC6F-A645-907D-7F25AECB1D4A}">
-  <ds:schemaRefs>
-    <ds:schemaRef ds:uri="http://schemas.openxmlformats.org/officeDocument/2006/bibliography"/>
-  </ds:schemaRefs>
-</ds:datastoreItem>
-</file>
-
 <file path=docMetadata/LabelInfo.xml><?xml version="1.0" encoding="utf-8"?>
 <clbl:labelList xmlns:clbl="http://schemas.microsoft.com/office/2020/mipLabelMetadata">
   <clbl:label id="{ccb6fc37-a1d1-4252-981c-63836d1ca50c}" enabled="1" method="Standard" siteId="{e0793d39-0939-496d-b129-198edd916feb}" removed="0"/>

--- a/PHOCS-Docgentemplates/PHOCS Temp Food Premise Permit Template_v4.docx
+++ b/PHOCS-Docgentemplates/PHOCS Temp Food Premise Permit Template_v4.docx
@@ -555,13 +555,6 @@
             </w:r>
           </w:p>
           <w:p>
-            <w:pPr>
-              <w:pStyle w:val="ListParagraph"/>
-              <w:numPr>
-                <w:ilvl w:val="0"/>
-                <w:numId w:val="25"/>
-              </w:numPr>
-            </w:pPr>
             <w:r>
               <w:rPr>
                 <w:rFonts w:ascii="BC Sans" w:hAnsi="BC Sans"/>
@@ -893,8 +886,12 @@
       </w:pPr>
     </w:p>
     <w:sectPr>
-      <w:headerReference w:type="default" r:id="rId11"/>
-      <w:footerReference w:type="default" r:id="rId12"/>
+      <w:headerReference w:type="even" r:id="rId11"/>
+      <w:headerReference w:type="default" r:id="rId12"/>
+      <w:footerReference w:type="even" r:id="rId13"/>
+      <w:footerReference w:type="default" r:id="rId14"/>
+      <w:headerReference w:type="first" r:id="rId15"/>
+      <w:footerReference w:type="first" r:id="rId16"/>
       <w:pgSz w:w="12240" w:h="15840"/>
       <w:pgMar w:top="1440" w:right="1800" w:bottom="1440" w:left="1800" w:header="720" w:footer="720" w:gutter="0"/>
       <w:cols w:space="720"/>
@@ -934,6 +931,16 @@
   <w:p>
     <w:pPr>
       <w:pStyle w:val="Footer"/>
+    </w:pPr>
+  </w:p>
+</w:ftr>
+</file>
+
+<file path=word/footer2.xml><?xml version="1.0" encoding="utf-8"?>
+<w:ftr xmlns:wpc="http://schemas.microsoft.com/office/word/2010/wordprocessingCanvas" xmlns:cx="http://schemas.microsoft.com/office/drawing/2014/chartex" xmlns:cx1="http://schemas.microsoft.com/office/drawing/2015/9/8/chartex" xmlns:cx2="http://schemas.microsoft.com/office/drawing/2015/10/21/chartex" xmlns:cx3="http://schemas.microsoft.com/office/drawing/2016/5/9/chartex" xmlns:cx4="http://schemas.microsoft.com/office/drawing/2016/5/10/chartex" xmlns:cx5="http://schemas.microsoft.com/office/drawing/2016/5/11/chartex" xmlns:cx6="http://schemas.microsoft.com/office/drawing/2016/5/12/chartex" xmlns:cx7="http://schemas.microsoft.com/office/drawing/2016/5/13/chartex" xmlns:cx8="http://schemas.microsoft.com/office/drawing/2016/5/14/chartex" xmlns:mc="http://schemas.openxmlformats.org/markup-compatibility/2006" xmlns:aink="http://schemas.microsoft.com/office/drawing/2016/ink" xmlns:am3d="http://schemas.microsoft.com/office/drawing/2017/model3d" xmlns:o="urn:schemas-microsoft-com:office:office" xmlns:oel="http://schemas.microsoft.com/office/2019/extlst" xmlns:r="http://schemas.openxmlformats.org/officeDocument/2006/relationships" xmlns:m="http://schemas.openxmlformats.org/officeDocument/2006/math" xmlns:v="urn:schemas-microsoft-com:vml" xmlns:wp14="http://schemas.microsoft.com/office/word/2010/wordprocessingDrawing" xmlns:wp="http://schemas.openxmlformats.org/drawingml/2006/wordprocessingDrawing" xmlns:w10="urn:schemas-microsoft-com:office:word" xmlns:w="http://schemas.openxmlformats.org/wordprocessingml/2006/main" xmlns:w14="http://schemas.microsoft.com/office/word/2010/wordml" xmlns:w15="http://schemas.microsoft.com/office/word/2012/wordml" xmlns:w16cex="http://schemas.microsoft.com/office/word/2018/wordml/cex" xmlns:w16cid="http://schemas.microsoft.com/office/word/2016/wordml/cid" xmlns:w16="http://schemas.microsoft.com/office/word/2018/wordml" xmlns:w16du="http://schemas.microsoft.com/office/word/2023/wordml/word16du" xmlns:w16sdtdh="http://schemas.microsoft.com/office/word/2020/wordml/sdtdatahash" xmlns:w16sdtfl="http://schemas.microsoft.com/office/word/2024/wordml/sdtformatlock" xmlns:w16se="http://schemas.microsoft.com/office/word/2015/wordml/symex" xmlns:wpg="http://schemas.microsoft.com/office/word/2010/wordprocessingGroup" xmlns:wpi="http://schemas.microsoft.com/office/word/2010/wordprocessingInk" xmlns:wne="http://schemas.microsoft.com/office/word/2006/wordml" xmlns:wps="http://schemas.microsoft.com/office/word/2010/wordprocessingShape" mc:Ignorable="w14 w15 w16se w16cid w16 w16cex w16sdtdh w16sdtfl w16du wp14">
+  <w:p>
+    <w:pPr>
+      <w:pStyle w:val="Footer"/>
       <w:jc w:val="center"/>
       <w:rPr>
         <w:rFonts w:ascii="Open Sans" w:hAnsi="Open Sans" w:cs="Open Sans"/>
@@ -1058,6 +1065,16 @@
       </w:rPr>
       <w:fldChar w:fldCharType="end"/>
     </w:r>
+  </w:p>
+</w:ftr>
+</file>
+
+<file path=word/footer3.xml><?xml version="1.0" encoding="utf-8"?>
+<w:ftr xmlns:wpc="http://schemas.microsoft.com/office/word/2010/wordprocessingCanvas" xmlns:cx="http://schemas.microsoft.com/office/drawing/2014/chartex" xmlns:cx1="http://schemas.microsoft.com/office/drawing/2015/9/8/chartex" xmlns:cx2="http://schemas.microsoft.com/office/drawing/2015/10/21/chartex" xmlns:cx3="http://schemas.microsoft.com/office/drawing/2016/5/9/chartex" xmlns:cx4="http://schemas.microsoft.com/office/drawing/2016/5/10/chartex" xmlns:cx5="http://schemas.microsoft.com/office/drawing/2016/5/11/chartex" xmlns:cx6="http://schemas.microsoft.com/office/drawing/2016/5/12/chartex" xmlns:cx7="http://schemas.microsoft.com/office/drawing/2016/5/13/chartex" xmlns:cx8="http://schemas.microsoft.com/office/drawing/2016/5/14/chartex" xmlns:mc="http://schemas.openxmlformats.org/markup-compatibility/2006" xmlns:aink="http://schemas.microsoft.com/office/drawing/2016/ink" xmlns:am3d="http://schemas.microsoft.com/office/drawing/2017/model3d" xmlns:o="urn:schemas-microsoft-com:office:office" xmlns:oel="http://schemas.microsoft.com/office/2019/extlst" xmlns:r="http://schemas.openxmlformats.org/officeDocument/2006/relationships" xmlns:m="http://schemas.openxmlformats.org/officeDocument/2006/math" xmlns:v="urn:schemas-microsoft-com:vml" xmlns:wp14="http://schemas.microsoft.com/office/word/2010/wordprocessingDrawing" xmlns:wp="http://schemas.openxmlformats.org/drawingml/2006/wordprocessingDrawing" xmlns:w10="urn:schemas-microsoft-com:office:word" xmlns:w="http://schemas.openxmlformats.org/wordprocessingml/2006/main" xmlns:w14="http://schemas.microsoft.com/office/word/2010/wordml" xmlns:w15="http://schemas.microsoft.com/office/word/2012/wordml" xmlns:w16cex="http://schemas.microsoft.com/office/word/2018/wordml/cex" xmlns:w16cid="http://schemas.microsoft.com/office/word/2016/wordml/cid" xmlns:w16="http://schemas.microsoft.com/office/word/2018/wordml" xmlns:w16du="http://schemas.microsoft.com/office/word/2023/wordml/word16du" xmlns:w16sdtdh="http://schemas.microsoft.com/office/word/2020/wordml/sdtdatahash" xmlns:w16sdtfl="http://schemas.microsoft.com/office/word/2024/wordml/sdtformatlock" xmlns:w16se="http://schemas.microsoft.com/office/word/2015/wordml/symex" xmlns:wpg="http://schemas.microsoft.com/office/word/2010/wordprocessingGroup" xmlns:wpi="http://schemas.microsoft.com/office/word/2010/wordprocessingInk" xmlns:wne="http://schemas.microsoft.com/office/word/2006/wordml" xmlns:wps="http://schemas.microsoft.com/office/word/2010/wordprocessingShape" mc:Ignorable="w14 w15 w16se w16cid w16 w16cex w16sdtdh w16sdtfl w16du wp14">
+  <w:p>
+    <w:pPr>
+      <w:pStyle w:val="Footer"/>
+    </w:pPr>
   </w:p>
 </w:ftr>
 </file>
@@ -1088,6 +1105,16 @@
 </file>
 
 <file path=word/header1.xml><?xml version="1.0" encoding="utf-8"?>
+<w:hdr xmlns:wpc="http://schemas.microsoft.com/office/word/2010/wordprocessingCanvas" xmlns:cx="http://schemas.microsoft.com/office/drawing/2014/chartex" xmlns:cx1="http://schemas.microsoft.com/office/drawing/2015/9/8/chartex" xmlns:cx2="http://schemas.microsoft.com/office/drawing/2015/10/21/chartex" xmlns:cx3="http://schemas.microsoft.com/office/drawing/2016/5/9/chartex" xmlns:cx4="http://schemas.microsoft.com/office/drawing/2016/5/10/chartex" xmlns:cx5="http://schemas.microsoft.com/office/drawing/2016/5/11/chartex" xmlns:cx6="http://schemas.microsoft.com/office/drawing/2016/5/12/chartex" xmlns:cx7="http://schemas.microsoft.com/office/drawing/2016/5/13/chartex" xmlns:cx8="http://schemas.microsoft.com/office/drawing/2016/5/14/chartex" xmlns:mc="http://schemas.openxmlformats.org/markup-compatibility/2006" xmlns:aink="http://schemas.microsoft.com/office/drawing/2016/ink" xmlns:am3d="http://schemas.microsoft.com/office/drawing/2017/model3d" xmlns:o="urn:schemas-microsoft-com:office:office" xmlns:oel="http://schemas.microsoft.com/office/2019/extlst" xmlns:r="http://schemas.openxmlformats.org/officeDocument/2006/relationships" xmlns:m="http://schemas.openxmlformats.org/officeDocument/2006/math" xmlns:v="urn:schemas-microsoft-com:vml" xmlns:wp14="http://schemas.microsoft.com/office/word/2010/wordprocessingDrawing" xmlns:wp="http://schemas.openxmlformats.org/drawingml/2006/wordprocessingDrawing" xmlns:w10="urn:schemas-microsoft-com:office:word" xmlns:w="http://schemas.openxmlformats.org/wordprocessingml/2006/main" xmlns:w14="http://schemas.microsoft.com/office/word/2010/wordml" xmlns:w15="http://schemas.microsoft.com/office/word/2012/wordml" xmlns:w16cex="http://schemas.microsoft.com/office/word/2018/wordml/cex" xmlns:w16cid="http://schemas.microsoft.com/office/word/2016/wordml/cid" xmlns:w16="http://schemas.microsoft.com/office/word/2018/wordml" xmlns:w16du="http://schemas.microsoft.com/office/word/2023/wordml/word16du" xmlns:w16sdtdh="http://schemas.microsoft.com/office/word/2020/wordml/sdtdatahash" xmlns:w16sdtfl="http://schemas.microsoft.com/office/word/2024/wordml/sdtformatlock" xmlns:w16se="http://schemas.microsoft.com/office/word/2015/wordml/symex" xmlns:wpg="http://schemas.microsoft.com/office/word/2010/wordprocessingGroup" xmlns:wpi="http://schemas.microsoft.com/office/word/2010/wordprocessingInk" xmlns:wne="http://schemas.microsoft.com/office/word/2006/wordml" xmlns:wps="http://schemas.microsoft.com/office/word/2010/wordprocessingShape" mc:Ignorable="w14 w15 w16se w16cid w16 w16cex w16sdtdh w16sdtfl w16du wp14">
+  <w:p>
+    <w:pPr>
+      <w:pStyle w:val="Header"/>
+    </w:pPr>
+  </w:p>
+</w:hdr>
+</file>
+
+<file path=word/header2.xml><?xml version="1.0" encoding="utf-8"?>
 <w:hdr xmlns:wpc="http://schemas.microsoft.com/office/word/2010/wordprocessingCanvas" xmlns:cx="http://schemas.microsoft.com/office/drawing/2014/chartex" xmlns:cx1="http://schemas.microsoft.com/office/drawing/2015/9/8/chartex" xmlns:cx2="http://schemas.microsoft.com/office/drawing/2015/10/21/chartex" xmlns:cx3="http://schemas.microsoft.com/office/drawing/2016/5/9/chartex" xmlns:cx4="http://schemas.microsoft.com/office/drawing/2016/5/10/chartex" xmlns:cx5="http://schemas.microsoft.com/office/drawing/2016/5/11/chartex" xmlns:cx6="http://schemas.microsoft.com/office/drawing/2016/5/12/chartex" xmlns:cx7="http://schemas.microsoft.com/office/drawing/2016/5/13/chartex" xmlns:cx8="http://schemas.microsoft.com/office/drawing/2016/5/14/chartex" xmlns:mc="http://schemas.openxmlformats.org/markup-compatibility/2006" xmlns:aink="http://schemas.microsoft.com/office/drawing/2016/ink" xmlns:am3d="http://schemas.microsoft.com/office/drawing/2017/model3d" xmlns:o="urn:schemas-microsoft-com:office:office" xmlns:oel="http://schemas.microsoft.com/office/2019/extlst" xmlns:r="http://schemas.openxmlformats.org/officeDocument/2006/relationships" xmlns:m="http://schemas.openxmlformats.org/officeDocument/2006/math" xmlns:v="urn:schemas-microsoft-com:vml" xmlns:wp14="http://schemas.microsoft.com/office/word/2010/wordprocessingDrawing" xmlns:wp="http://schemas.openxmlformats.org/drawingml/2006/wordprocessingDrawing" xmlns:w10="urn:schemas-microsoft-com:office:word" xmlns:w="http://schemas.openxmlformats.org/wordprocessingml/2006/main" xmlns:w14="http://schemas.microsoft.com/office/word/2010/wordml" xmlns:w15="http://schemas.microsoft.com/office/word/2012/wordml" xmlns:w16cex="http://schemas.microsoft.com/office/word/2018/wordml/cex" xmlns:w16cid="http://schemas.microsoft.com/office/word/2016/wordml/cid" xmlns:w16="http://schemas.microsoft.com/office/word/2018/wordml" xmlns:w16du="http://schemas.microsoft.com/office/word/2023/wordml/word16du" xmlns:w16sdtdh="http://schemas.microsoft.com/office/word/2020/wordml/sdtdatahash" xmlns:w16sdtfl="http://schemas.microsoft.com/office/word/2024/wordml/sdtformatlock" xmlns:w16se="http://schemas.microsoft.com/office/word/2015/wordml/symex" xmlns:wpg="http://schemas.microsoft.com/office/word/2010/wordprocessingGroup" xmlns:wpi="http://schemas.microsoft.com/office/word/2010/wordprocessingInk" xmlns:wne="http://schemas.microsoft.com/office/word/2006/wordml" xmlns:wps="http://schemas.microsoft.com/office/word/2010/wordprocessingShape" mc:Ignorable="w14 w15 w16se w16cid w16 w16cex w16sdtdh w16sdtfl w16du wp14">
   <w:tbl>
     <w:tblPr>
@@ -2105,6 +2132,16 @@
 </w:hdr>
 </file>
 
+<file path=word/header3.xml><?xml version="1.0" encoding="utf-8"?>
+<w:hdr xmlns:wpc="http://schemas.microsoft.com/office/word/2010/wordprocessingCanvas" xmlns:cx="http://schemas.microsoft.com/office/drawing/2014/chartex" xmlns:cx1="http://schemas.microsoft.com/office/drawing/2015/9/8/chartex" xmlns:cx2="http://schemas.microsoft.com/office/drawing/2015/10/21/chartex" xmlns:cx3="http://schemas.microsoft.com/office/drawing/2016/5/9/chartex" xmlns:cx4="http://schemas.microsoft.com/office/drawing/2016/5/10/chartex" xmlns:cx5="http://schemas.microsoft.com/office/drawing/2016/5/11/chartex" xmlns:cx6="http://schemas.microsoft.com/office/drawing/2016/5/12/chartex" xmlns:cx7="http://schemas.microsoft.com/office/drawing/2016/5/13/chartex" xmlns:cx8="http://schemas.microsoft.com/office/drawing/2016/5/14/chartex" xmlns:mc="http://schemas.openxmlformats.org/markup-compatibility/2006" xmlns:aink="http://schemas.microsoft.com/office/drawing/2016/ink" xmlns:am3d="http://schemas.microsoft.com/office/drawing/2017/model3d" xmlns:o="urn:schemas-microsoft-com:office:office" xmlns:oel="http://schemas.microsoft.com/office/2019/extlst" xmlns:r="http://schemas.openxmlformats.org/officeDocument/2006/relationships" xmlns:m="http://schemas.openxmlformats.org/officeDocument/2006/math" xmlns:v="urn:schemas-microsoft-com:vml" xmlns:wp14="http://schemas.microsoft.com/office/word/2010/wordprocessingDrawing" xmlns:wp="http://schemas.openxmlformats.org/drawingml/2006/wordprocessingDrawing" xmlns:w10="urn:schemas-microsoft-com:office:word" xmlns:w="http://schemas.openxmlformats.org/wordprocessingml/2006/main" xmlns:w14="http://schemas.microsoft.com/office/word/2010/wordml" xmlns:w15="http://schemas.microsoft.com/office/word/2012/wordml" xmlns:w16cex="http://schemas.microsoft.com/office/word/2018/wordml/cex" xmlns:w16cid="http://schemas.microsoft.com/office/word/2016/wordml/cid" xmlns:w16="http://schemas.microsoft.com/office/word/2018/wordml" xmlns:w16du="http://schemas.microsoft.com/office/word/2023/wordml/word16du" xmlns:w16sdtdh="http://schemas.microsoft.com/office/word/2020/wordml/sdtdatahash" xmlns:w16sdtfl="http://schemas.microsoft.com/office/word/2024/wordml/sdtformatlock" xmlns:w16se="http://schemas.microsoft.com/office/word/2015/wordml/symex" xmlns:wpg="http://schemas.microsoft.com/office/word/2010/wordprocessingGroup" xmlns:wpi="http://schemas.microsoft.com/office/word/2010/wordprocessingInk" xmlns:wne="http://schemas.microsoft.com/office/word/2006/wordml" xmlns:wps="http://schemas.microsoft.com/office/word/2010/wordprocessingShape" mc:Ignorable="w14 w15 w16se w16cid w16 w16cex w16sdtdh w16sdtfl w16du wp14">
+  <w:p>
+    <w:pPr>
+      <w:pStyle w:val="Header"/>
+    </w:pPr>
+  </w:p>
+</w:hdr>
+</file>
+
 <file path=word/numbering.xml><?xml version="1.0" encoding="utf-8"?>
 <w:numbering xmlns:wpc="http://schemas.microsoft.com/office/word/2010/wordprocessingCanvas" xmlns:cx="http://schemas.microsoft.com/office/drawing/2014/chartex" xmlns:cx1="http://schemas.microsoft.com/office/drawing/2015/9/8/chartex" xmlns:cx2="http://schemas.microsoft.com/office/drawing/2015/10/21/chartex" xmlns:cx3="http://schemas.microsoft.com/office/drawing/2016/5/9/chartex" xmlns:cx4="http://schemas.microsoft.com/office/drawing/2016/5/10/chartex" xmlns:cx5="http://schemas.microsoft.com/office/drawing/2016/5/11/chartex" xmlns:cx6="http://schemas.microsoft.com/office/drawing/2016/5/12/chartex" xmlns:cx7="http://schemas.microsoft.com/office/drawing/2016/5/13/chartex" xmlns:cx8="http://schemas.microsoft.com/office/drawing/2016/5/14/chartex" xmlns:mc="http://schemas.openxmlformats.org/markup-compatibility/2006" xmlns:aink="http://schemas.microsoft.com/office/drawing/2016/ink" xmlns:am3d="http://schemas.microsoft.com/office/drawing/2017/model3d" xmlns:o="urn:schemas-microsoft-com:office:office" xmlns:oel="http://schemas.microsoft.com/office/2019/extlst" xmlns:r="http://schemas.openxmlformats.org/officeDocument/2006/relationships" xmlns:m="http://schemas.openxmlformats.org/officeDocument/2006/math" xmlns:v="urn:schemas-microsoft-com:vml" xmlns:wp14="http://schemas.microsoft.com/office/word/2010/wordprocessingDrawing" xmlns:wp="http://schemas.openxmlformats.org/drawingml/2006/wordprocessingDrawing" xmlns:w10="urn:schemas-microsoft-com:office:word" xmlns:w="http://schemas.openxmlformats.org/wordprocessingml/2006/main" xmlns:w14="http://schemas.microsoft.com/office/word/2010/wordml" xmlns:w15="http://schemas.microsoft.com/office/word/2012/wordml" xmlns:w16cex="http://schemas.microsoft.com/office/word/2018/wordml/cex" xmlns:w16cid="http://schemas.microsoft.com/office/word/2016/wordml/cid" xmlns:w16="http://schemas.microsoft.com/office/word/2018/wordml" xmlns:w16du="http://schemas.microsoft.com/office/word/2023/wordml/word16du" xmlns:w16sdtdh="http://schemas.microsoft.com/office/word/2020/wordml/sdtdatahash" xmlns:w16sdtfl="http://schemas.microsoft.com/office/word/2024/wordml/sdtformatlock" xmlns:w16se="http://schemas.microsoft.com/office/word/2015/wordml/symex" xmlns:wpg="http://schemas.microsoft.com/office/word/2010/wordprocessingGroup" xmlns:wpi="http://schemas.microsoft.com/office/word/2010/wordprocessingInk" xmlns:wne="http://schemas.microsoft.com/office/word/2006/wordml" xmlns:wps="http://schemas.microsoft.com/office/word/2010/wordprocessingShape" mc:Ignorable="w14 w15 w16se w16cid w16 w16cex w16sdtdh w16sdtfl w16du wp14">
   <w:abstractNum w:abstractNumId="0" w15:restartNumberingAfterBreak="0">
@@ -15939,10 +15976,6 @@
 </file>
 
 <file path=customXml/item1.xml><?xml version="1.0" encoding="utf-8"?>
-<b:Sources xmlns:b="http://schemas.openxmlformats.org/officeDocument/2006/bibliography" xmlns="http://schemas.openxmlformats.org/officeDocument/2006/bibliography" SelectedStyle="/APA.XSL" StyleName="APA"/>
-</file>
-
-<file path=customXml/item2.xml><?xml version="1.0" encoding="utf-8"?>
 <p:properties xmlns:p="http://schemas.microsoft.com/office/2006/metadata/properties" xmlns:xsi="http://www.w3.org/2001/XMLSchema-instance" xmlns:pc="http://schemas.microsoft.com/office/infopath/2007/PartnerControls">
   <documentManagement>
     <lcf76f155ced4ddcb4097134ff3c332f xmlns="94d5cf59-5162-48bc-aa9b-620df72947f5">
@@ -15953,7 +15986,7 @@
 </p:properties>
 </file>
 
-<file path=customXml/item3.xml><?xml version="1.0" encoding="utf-8"?>
+<file path=customXml/item2.xml><?xml version="1.0" encoding="utf-8"?>
 <?mso-contentType ?>
 <FormTemplates xmlns="http://schemas.microsoft.com/sharepoint/v3/contenttype/forms">
   <Display>DocumentLibraryForm</Display>
@@ -15962,7 +15995,7 @@
 </FormTemplates>
 </file>
 
-<file path=customXml/item4.xml><?xml version="1.0" encoding="utf-8"?>
+<file path=customXml/item3.xml><?xml version="1.0" encoding="utf-8"?>
 <ct:contentTypeSchema xmlns:ct="http://schemas.microsoft.com/office/2006/metadata/contentType" xmlns:ma="http://schemas.microsoft.com/office/2006/metadata/properties/metaAttributes" ct:_="" ma:_="" ma:contentTypeName="Document" ma:contentTypeID="0x01010015F16144C0593A4A82C8AE0B67DB460F" ma:contentTypeVersion="11" ma:contentTypeDescription="Create a new document." ma:contentTypeScope="" ma:versionID="f03428ffc1746d68619392bc270e65d0">
   <xsd:schema xmlns:xsd="http://www.w3.org/2001/XMLSchema" xmlns:xs="http://www.w3.org/2001/XMLSchema" xmlns:p="http://schemas.microsoft.com/office/2006/metadata/properties" xmlns:ns2="94d5cf59-5162-48bc-aa9b-620df72947f5" xmlns:ns3="8350b7c0-334b-4e19-bfc1-744f6a979eee" targetNamespace="http://schemas.microsoft.com/office/2006/metadata/properties" ma:root="true" ma:fieldsID="2206ae29c74f0be434f81d51f34f460d" ns2:_="" ns3:_="">
     <xsd:import namespace="94d5cf59-5162-48bc-aa9b-620df72947f5"/>
@@ -16157,15 +16190,11 @@
 </ct:contentTypeSchema>
 </file>
 
-<file path=customXml/itemProps1.xml><?xml version="1.0" encoding="utf-8"?>
-<ds:datastoreItem xmlns:ds="http://schemas.openxmlformats.org/officeDocument/2006/customXml" ds:itemID="{EF278816-EC6F-A645-907D-7F25AECB1D4A}">
-  <ds:schemaRefs>
-    <ds:schemaRef ds:uri="http://schemas.openxmlformats.org/officeDocument/2006/bibliography"/>
-  </ds:schemaRefs>
-</ds:datastoreItem>
+<file path=customXml/item4.xml><?xml version="1.0" encoding="utf-8"?>
+<b:Sources xmlns:b="http://schemas.openxmlformats.org/officeDocument/2006/bibliography" xmlns="http://schemas.openxmlformats.org/officeDocument/2006/bibliography" SelectedStyle="/APA.XSL" StyleName="APA"/>
 </file>
 
-<file path=customXml/itemProps2.xml><?xml version="1.0" encoding="utf-8"?>
+<file path=customXml/itemProps1.xml><?xml version="1.0" encoding="utf-8"?>
 <ds:datastoreItem xmlns:ds="http://schemas.openxmlformats.org/officeDocument/2006/customXml" ds:itemID="{A7606A45-B25C-4FBA-BE17-306B7D23C091}">
   <ds:schemaRefs>
     <ds:schemaRef ds:uri="http://schemas.microsoft.com/office/2006/metadata/properties"/>
@@ -16176,7 +16205,7 @@
 </ds:datastoreItem>
 </file>
 
-<file path=customXml/itemProps3.xml><?xml version="1.0" encoding="utf-8"?>
+<file path=customXml/itemProps2.xml><?xml version="1.0" encoding="utf-8"?>
 <ds:datastoreItem xmlns:ds="http://schemas.openxmlformats.org/officeDocument/2006/customXml" ds:itemID="{360ECE8A-3139-463D-90B6-2A7471686095}">
   <ds:schemaRefs>
     <ds:schemaRef ds:uri="http://schemas.microsoft.com/sharepoint/v3/contenttype/forms"/>
@@ -16184,7 +16213,7 @@
 </ds:datastoreItem>
 </file>
 
-<file path=customXml/itemProps4.xml><?xml version="1.0" encoding="utf-8"?>
+<file path=customXml/itemProps3.xml><?xml version="1.0" encoding="utf-8"?>
 <ds:datastoreItem xmlns:ds="http://schemas.openxmlformats.org/officeDocument/2006/customXml" ds:itemID="{5B64FE0E-7912-4F95-AAFF-E0C8FB9265FD}">
   <ds:schemaRefs>
     <ds:schemaRef ds:uri="http://schemas.microsoft.com/office/2006/metadata/contentType"/>
@@ -16203,6 +16232,14 @@
 </ds:datastoreItem>
 </file>
 
+<file path=customXml/itemProps4.xml><?xml version="1.0" encoding="utf-8"?>
+<ds:datastoreItem xmlns:ds="http://schemas.openxmlformats.org/officeDocument/2006/customXml" ds:itemID="{EF278816-EC6F-A645-907D-7F25AECB1D4A}">
+  <ds:schemaRefs>
+    <ds:schemaRef ds:uri="http://schemas.openxmlformats.org/officeDocument/2006/bibliography"/>
+  </ds:schemaRefs>
+</ds:datastoreItem>
+</file>
+
 <file path=docMetadata/LabelInfo.xml><?xml version="1.0" encoding="utf-8"?>
 <clbl:labelList xmlns:clbl="http://schemas.microsoft.com/office/2020/mipLabelMetadata">
   <clbl:label id="{ccb6fc37-a1d1-4252-981c-63836d1ca50c}" enabled="1" method="Standard" siteId="{e0793d39-0939-496d-b129-198edd916feb}" removed="0"/>
